--- a/ru/wisdom-stories/who-handles-honey-licks-his-finger.docx
+++ b/ru/wisdom-stories/who-handles-honey-licks-his-finger.docx
@@ -3,58 +3,95 @@
 <w:document xmlns:wpc="http://schemas.microsoft.com/office/word/2010/wordprocessingCanvas" xmlns:mo="http://schemas.microsoft.com/office/mac/office/2008/main" xmlns:mc="http://schemas.openxmlformats.org/markup-compatibility/2006" xmlns:mv="urn:schemas-microsoft-com:mac:vml" xmlns:o="urn:schemas-microsoft-com:office:office" xmlns:r="http://schemas.openxmlformats.org/officeDocument/2006/relationships" xmlns:m="http://schemas.openxmlformats.org/officeDocument/2006/math" xmlns:v="urn:schemas-microsoft-com:vml" xmlns:wp14="http://schemas.microsoft.com/office/word/2010/wordprocessingDrawing" xmlns:wp="http://schemas.openxmlformats.org/drawingml/2006/wordprocessingDrawing" xmlns:w10="urn:schemas-microsoft-com:office:word" xmlns:w="http://schemas.openxmlformats.org/wordprocessingml/2006/main" xmlns:w14="http://schemas.microsoft.com/office/word/2010/wordml" xmlns:wpg="http://schemas.microsoft.com/office/word/2010/wordprocessingGroup" xmlns:wpi="http://schemas.microsoft.com/office/word/2010/wordprocessingInk" xmlns:wne="http://schemas.microsoft.com/office/word/2006/wordml" xmlns:wps="http://schemas.microsoft.com/office/word/2010/wordprocessingShape" mc:Ignorable="w14 wp14">
   <w:body>
     <w:p>
+      <w:pPr>
+        <w:pStyle w:val="Title"/>
+      </w:pPr>
       <w:r>
         <w:t>Кто берётся за мёд, облизывает палец</w:t>
       </w:r>
     </w:p>
     <w:p>
+      <w:pPr/>
       <w:r>
         <w:t>Пчеловод наполнил ёмкости собранным мёдом и принёс их бакалейщику на продажу. Они договорились о цене и начали взвешивать мёд.</w:t>
       </w:r>
     </w:p>
     <w:p>
+      <w:pPr/>
       <w:r>
-        <w:t>Поскольку у бакалейщика был лишь один килограммовый гирь, он отламывал соты руками и взвешивал мёд по килограмму. Но прежде чем положить очередной кусок на весы, он всякий раз облизывал пальцы, испачканные мёдом.</w:t>
+        <w:t>У бакалейщика была только одна килограммовая гиря, поэтому мёд взвешивали небольшими порциями. Он отламывал соты руками и перед каждым новым куском облизывал испачканные мёдом пальцы.</w:t>
       </w:r>
     </w:p>
     <w:p>
+      <w:pPr/>
       <w:r>
         <w:t>Раз, два, три… Пчеловод видит: часть мёда до весов не доходит — остаётся на пальцах бакалейщика и попадает ему на язык. Он хмурится и показывает недовольство. Бакалейщик же, не обращая внимания, продолжает взвешивать, облизывая пальцы.</w:t>
       </w:r>
     </w:p>
     <w:p>
+      <w:pPr>
+        <w:spacing w:after="80"/>
+      </w:pPr>
       <w:r>
         <w:t>Наконец терпение пчеловода иссякает:</w:t>
       </w:r>
     </w:p>
     <w:p>
+      <w:pPr>
+        <w:spacing w:after="80"/>
+      </w:pPr>
       <w:r>
         <w:t>— Дядя, так нельзя — ты уже половину мёда облизал!</w:t>
       </w:r>
     </w:p>
     <w:p>
+      <w:pPr>
+        <w:spacing w:after="80"/>
+      </w:pPr>
       <w:r>
         <w:t>Бакалейщик, не переставая облизывать медовые пальцы, тихо улыбается и отвечает:</w:t>
       </w:r>
     </w:p>
     <w:p>
+      <w:pPr>
+        <w:keepNext/>
+        <w:spacing w:after="80"/>
+      </w:pPr>
       <w:r>
         <w:t>— Брат, я без злого умысла. Кто берётся за мёд, облизывает палец.</w:t>
       </w:r>
     </w:p>
     <w:p>
+      <w:pPr>
+        <w:keepNext/>
+        <w:keepLines/>
+        <w:spacing w:before="160" w:after="80"/>
+      </w:pPr>
       <w:r>
-        <w:t>Мораль: Даже слегка прикоснувшись к делу, человек обычно извлекает из него хоть какую-то пользу.</w:t>
+        <w:rPr>
+          <w:b/>
+        </w:rPr>
+        <w:t>Мораль:</w:t>
+      </w:r>
+      <w:r>
+        <w:t xml:space="preserve"> Даже слегка прикоснувшись к делу, человек обычно извлекает из него хоть какую-то пользу.</w:t>
       </w:r>
     </w:p>
     <w:p>
+      <w:pPr>
+        <w:spacing w:after="80"/>
+      </w:pPr>
       <w:r>
+        <w:rPr>
+          <w:i/>
+          <w:sz w:val="18"/>
+        </w:rPr>
         <w:t>История взята из открытых источников Интернета.</w:t>
       </w:r>
     </w:p>
     <w:sectPr>
-      <w:pgSz w:w="12240" w:h="15840"/>
-      <w:pgMar w:top="1440" w:right="1800" w:bottom="1440" w:left="1800" w:header="720" w:footer="720" w:gutter="0"/>
+      <w:pgSz w:w="11909" w:h="16834"/>
+      <w:pgMar w:top="1152" w:right="1224" w:bottom="1152" w:left="1224" w:header="720" w:footer="720" w:gutter="0"/>
       <w:cols w:space="720"/>
       <w:docGrid w:linePitch="360"/>
     </w:sectPr>
@@ -425,6 +462,16 @@
     <w:name w:val="Normal"/>
     <w:qFormat/>
     <w:rsid w:val="00FC693F"/>
+    <w:pPr>
+      <w:widowControl/>
+      <w:spacing w:after="120" w:line="269" w:lineRule="auto"/>
+    </w:pPr>
+    <w:rPr>
+      <w:rFonts w:ascii="Arial" w:hAnsi="Arial"/>
+      <w:color w:val="000000"/>
+      <w:sz w:val="22"/>
+      <w:lang w:val="ru-RU"/>
+    </w:rPr>
   </w:style>
   <w:style w:type="paragraph" w:styleId="Header">
     <w:name w:val="header"/>
@@ -767,18 +814,20 @@
     <w:qFormat/>
     <w:rsid w:val="00FC693F"/>
     <w:pPr>
+      <w:keepNext/>
       <w:pBdr>
         <w:bottom w:val="single" w:sz="8" w:space="4" w:color="4F81BD" w:themeColor="accent1"/>
       </w:pBdr>
-      <w:spacing w:after="300" w:line="240" w:lineRule="auto"/>
+      <w:spacing w:after="280" w:line="240" w:lineRule="auto"/>
       <w:contextualSpacing/>
     </w:pPr>
     <w:rPr>
-      <w:rFonts w:asciiTheme="majorHAnsi" w:eastAsiaTheme="majorEastAsia" w:hAnsiTheme="majorHAnsi" w:cstheme="majorBidi"/>
-      <w:color w:val="17365D" w:themeColor="text2" w:themeShade="BF"/>
+      <w:rFonts w:asciiTheme="majorHAnsi" w:eastAsiaTheme="majorEastAsia" w:hAnsiTheme="majorHAnsi" w:cstheme="majorBidi" w:ascii="Arial" w:hAnsi="Arial"/>
+      <w:b/>
+      <w:color w:val="000000"/>
       <w:spacing w:val="5"/>
       <w:kern w:val="28"/>
-      <w:sz w:val="52"/>
+      <w:sz w:val="34"/>
       <w:szCs w:val="52"/>
     </w:rPr>
   </w:style>

--- a/ru/wisdom-stories/who-handles-honey-licks-his-finger.docx
+++ b/ru/wisdom-stories/who-handles-honey-licks-his-finger.docx
@@ -19,7 +19,7 @@
     <w:p>
       <w:pPr/>
       <w:r>
-        <w:t>У бакалейщика была только одна килограммовая гиря, поэтому мёд взвешивали небольшими порциями. Он отламывал соты руками и перед каждым новым куском облизывал испачканные мёдом пальцы.</w:t>
+        <w:t>У бакалейщика была только одна килограммовая гиря, поэтому мёд взвешивали килограмм за килограммом. Он отламывал соты руками и перед каждым новым куском облизывал испачканные мёдом пальцы.</w:t>
       </w:r>
     </w:p>
     <w:p>
@@ -49,7 +49,7 @@
         <w:spacing w:after="80"/>
       </w:pPr>
       <w:r>
-        <w:t>Бакалейщик, не переставая облизывать медовые пальцы, тихо улыбается и отвечает:</w:t>
+        <w:t>Бакалейщик, не переставая облизывать медовые пальцы, хитро улыбается и отвечает:</w:t>
       </w:r>
     </w:p>
     <w:p>
@@ -71,11 +71,9 @@
         <w:rPr>
           <w:b/>
         </w:rPr>
-        <w:t>Мораль:</w:t>
+        <w:t>Мораль: Даже слегка прикоснувшись к делу, человек обычно извлекает из него хоть какую-то пользу.</w:t>
       </w:r>
-      <w:r>
-        <w:t xml:space="preserve"> Даже слегка прикоснувшись к делу, человек обычно извлекает из него хоть какую-то пользу.</w:t>
-      </w:r>
+      <w:r/>
     </w:p>
     <w:p>
       <w:pPr>
@@ -86,7 +84,7 @@
           <w:i/>
           <w:sz w:val="18"/>
         </w:rPr>
-        <w:t>История взята из открытых источников Интернета.</w:t>
+        <w:t>Рассказы взяты из открытых интернет-источников, а иллюстрации созданы с помощью ИИ.</w:t>
       </w:r>
     </w:p>
     <w:sectPr>
